--- a/ServiceNow Phasewise/3.Project Design Phase/Problem_Solution_Fit_Filled.docx
+++ b/ServiceNow Phasewise/3.Project Design Phase/Problem_Solution_Fit_Filled.docx
@@ -85,7 +85,7 @@
           </w:tcPr>
           <w:p>
             <w:r>
-              <w:t>15 February 2025</w:t>
+              <w:t>3 October 2026</w:t>
             </w:r>
           </w:p>
         </w:tc>
